--- a/FS_User_Creation_Request_Portal.docx
+++ b/FS_User_Creation_Request_Portal.docx
@@ -86,6 +86,385 @@
     </w:p>
     <w:p>
       <w:pPr>
+        <w:pStyle w:val="Heading2"/>
+        <w:spacing w:after="120" w:before="240"/>
+      </w:pPr>
+      <w:r>
+        <w:t xml:space="preserve">1.1 Technical Information</w:t>
+      </w:r>
+    </w:p>
+    <w:tbl>
+      <w:tblPr>
+        <w:tblW w:type="dxa" w:w="9300"/>
+        <w:tblBorders>
+          <w:top w:val="single" w:color="auto" w:sz="4"/>
+          <w:left w:val="single" w:color="auto" w:sz="4"/>
+          <w:bottom w:val="single" w:color="auto" w:sz="4"/>
+          <w:right w:val="single" w:color="auto" w:sz="4"/>
+          <w:insideH w:val="single" w:color="auto" w:sz="4"/>
+          <w:insideV w:val="single" w:color="auto" w:sz="4"/>
+        </w:tblBorders>
+      </w:tblPr>
+      <w:tblGrid>
+        <w:gridCol w:w="2600"/>
+        <w:gridCol w:w="6700"/>
+      </w:tblGrid>
+      <w:tr>
+        <w:trPr>
+          <w:tblHeader/>
+        </w:trPr>
+        <w:tc>
+          <w:tcPr>
+            <w:tcW w:type="dxa" w:w="2600"/>
+            <w:tcBorders>
+              <w:top w:val="single" w:color="9AA5B1" w:sz="4"/>
+              <w:left w:val="single" w:color="9AA5B1" w:sz="4"/>
+              <w:bottom w:val="single" w:color="9AA5B1" w:sz="4"/>
+              <w:right w:val="single" w:color="9AA5B1" w:sz="4"/>
+            </w:tcBorders>
+            <w:shd w:fill="DCE6F1" w:val="clear"/>
+            <w:tcMar>
+              <w:top w:type="dxa" w:w="60"/>
+              <w:left w:type="dxa" w:w="100"/>
+              <w:bottom w:type="dxa" w:w="60"/>
+              <w:right w:type="dxa" w:w="100"/>
+            </w:tcMar>
+          </w:tcPr>
+          <w:p>
+            <w:r>
+              <w:rPr>
+                <w:b/>
+                <w:bCs/>
+                <w:sz w:val="19"/>
+                <w:szCs w:val="19"/>
+              </w:rPr>
+              <w:t xml:space="preserve">Attribute</w:t>
+            </w:r>
+          </w:p>
+        </w:tc>
+        <w:tc>
+          <w:tcPr>
+            <w:tcW w:type="dxa" w:w="6700"/>
+            <w:tcBorders>
+              <w:top w:val="single" w:color="9AA5B1" w:sz="4"/>
+              <w:left w:val="single" w:color="9AA5B1" w:sz="4"/>
+              <w:bottom w:val="single" w:color="9AA5B1" w:sz="4"/>
+              <w:right w:val="single" w:color="9AA5B1" w:sz="4"/>
+            </w:tcBorders>
+            <w:shd w:fill="DCE6F1" w:val="clear"/>
+            <w:tcMar>
+              <w:top w:type="dxa" w:w="60"/>
+              <w:left w:type="dxa" w:w="100"/>
+              <w:bottom w:type="dxa" w:w="60"/>
+              <w:right w:type="dxa" w:w="100"/>
+            </w:tcMar>
+          </w:tcPr>
+          <w:p>
+            <w:r>
+              <w:rPr>
+                <w:b/>
+                <w:bCs/>
+                <w:sz w:val="19"/>
+                <w:szCs w:val="19"/>
+              </w:rPr>
+              <w:t xml:space="preserve">Value</w:t>
+            </w:r>
+          </w:p>
+        </w:tc>
+      </w:tr>
+      <w:tr>
+        <w:tc>
+          <w:tcPr>
+            <w:tcW w:type="dxa" w:w="2600"/>
+            <w:tcBorders>
+              <w:top w:val="single" w:color="9AA5B1" w:sz="4"/>
+              <w:left w:val="single" w:color="9AA5B1" w:sz="4"/>
+              <w:bottom w:val="single" w:color="9AA5B1" w:sz="4"/>
+              <w:right w:val="single" w:color="9AA5B1" w:sz="4"/>
+            </w:tcBorders>
+            <w:tcMar>
+              <w:top w:type="dxa" w:w="60"/>
+              <w:left w:type="dxa" w:w="100"/>
+              <w:bottom w:type="dxa" w:w="60"/>
+              <w:right w:type="dxa" w:w="100"/>
+            </w:tcMar>
+          </w:tcPr>
+          <w:p>
+            <w:r>
+              <w:rPr>
+                <w:b w:val="false"/>
+                <w:bCs w:val="false"/>
+                <w:sz w:val="19"/>
+                <w:szCs w:val="19"/>
+              </w:rPr>
+              <w:t xml:space="preserve">Application type</w:t>
+            </w:r>
+          </w:p>
+        </w:tc>
+        <w:tc>
+          <w:tcPr>
+            <w:tcW w:type="dxa" w:w="6700"/>
+            <w:tcBorders>
+              <w:top w:val="single" w:color="9AA5B1" w:sz="4"/>
+              <w:left w:val="single" w:color="9AA5B1" w:sz="4"/>
+              <w:bottom w:val="single" w:color="9AA5B1" w:sz="4"/>
+              <w:right w:val="single" w:color="9AA5B1" w:sz="4"/>
+            </w:tcBorders>
+            <w:tcMar>
+              <w:top w:type="dxa" w:w="60"/>
+              <w:left w:type="dxa" w:w="100"/>
+              <w:bottom w:type="dxa" w:w="60"/>
+              <w:right w:type="dxa" w:w="100"/>
+            </w:tcMar>
+          </w:tcPr>
+          <w:p>
+            <w:r>
+              <w:rPr>
+                <w:b w:val="false"/>
+                <w:bCs w:val="false"/>
+                <w:sz w:val="19"/>
+                <w:szCs w:val="19"/>
+              </w:rPr>
+              <w:t xml:space="preserve">SAP Fiori application (freestyle SAPUI5), launched from the SAP Fiori Launchpad</w:t>
+            </w:r>
+          </w:p>
+        </w:tc>
+      </w:tr>
+      <w:tr>
+        <w:tc>
+          <w:tcPr>
+            <w:tcW w:type="dxa" w:w="2600"/>
+            <w:tcBorders>
+              <w:top w:val="single" w:color="9AA5B1" w:sz="4"/>
+              <w:left w:val="single" w:color="9AA5B1" w:sz="4"/>
+              <w:bottom w:val="single" w:color="9AA5B1" w:sz="4"/>
+              <w:right w:val="single" w:color="9AA5B1" w:sz="4"/>
+            </w:tcBorders>
+            <w:tcMar>
+              <w:top w:type="dxa" w:w="60"/>
+              <w:left w:type="dxa" w:w="100"/>
+              <w:bottom w:type="dxa" w:w="60"/>
+              <w:right w:type="dxa" w:w="100"/>
+            </w:tcMar>
+          </w:tcPr>
+          <w:p>
+            <w:r>
+              <w:rPr>
+                <w:b w:val="false"/>
+                <w:bCs w:val="false"/>
+                <w:sz w:val="19"/>
+                <w:szCs w:val="19"/>
+              </w:rPr>
+              <w:t xml:space="preserve">UI technology</w:t>
+            </w:r>
+          </w:p>
+        </w:tc>
+        <w:tc>
+          <w:tcPr>
+            <w:tcW w:type="dxa" w:w="6700"/>
+            <w:tcBorders>
+              <w:top w:val="single" w:color="9AA5B1" w:sz="4"/>
+              <w:left w:val="single" w:color="9AA5B1" w:sz="4"/>
+              <w:bottom w:val="single" w:color="9AA5B1" w:sz="4"/>
+              <w:right w:val="single" w:color="9AA5B1" w:sz="4"/>
+            </w:tcBorders>
+            <w:tcMar>
+              <w:top w:type="dxa" w:w="60"/>
+              <w:left w:type="dxa" w:w="100"/>
+              <w:bottom w:type="dxa" w:w="60"/>
+              <w:right w:type="dxa" w:w="100"/>
+            </w:tcMar>
+          </w:tcPr>
+          <w:p>
+            <w:r>
+              <w:rPr>
+                <w:b w:val="false"/>
+                <w:bCs w:val="false"/>
+                <w:sz w:val="19"/>
+                <w:szCs w:val="19"/>
+              </w:rPr>
+              <w:t xml:space="preserve">SAPUI5</w:t>
+            </w:r>
+          </w:p>
+        </w:tc>
+      </w:tr>
+      <w:tr>
+        <w:tc>
+          <w:tcPr>
+            <w:tcW w:type="dxa" w:w="2600"/>
+            <w:tcBorders>
+              <w:top w:val="single" w:color="9AA5B1" w:sz="4"/>
+              <w:left w:val="single" w:color="9AA5B1" w:sz="4"/>
+              <w:bottom w:val="single" w:color="9AA5B1" w:sz="4"/>
+              <w:right w:val="single" w:color="9AA5B1" w:sz="4"/>
+            </w:tcBorders>
+            <w:tcMar>
+              <w:top w:type="dxa" w:w="60"/>
+              <w:left w:type="dxa" w:w="100"/>
+              <w:bottom w:type="dxa" w:w="60"/>
+              <w:right w:type="dxa" w:w="100"/>
+            </w:tcMar>
+          </w:tcPr>
+          <w:p>
+            <w:r>
+              <w:rPr>
+                <w:b w:val="false"/>
+                <w:bCs w:val="false"/>
+                <w:sz w:val="19"/>
+                <w:szCs w:val="19"/>
+              </w:rPr>
+              <w:t xml:space="preserve">Communication protocol</w:t>
+            </w:r>
+          </w:p>
+        </w:tc>
+        <w:tc>
+          <w:tcPr>
+            <w:tcW w:type="dxa" w:w="6700"/>
+            <w:tcBorders>
+              <w:top w:val="single" w:color="9AA5B1" w:sz="4"/>
+              <w:left w:val="single" w:color="9AA5B1" w:sz="4"/>
+              <w:bottom w:val="single" w:color="9AA5B1" w:sz="4"/>
+              <w:right w:val="single" w:color="9AA5B1" w:sz="4"/>
+            </w:tcBorders>
+            <w:tcMar>
+              <w:top w:type="dxa" w:w="60"/>
+              <w:left w:type="dxa" w:w="100"/>
+              <w:bottom w:type="dxa" w:w="60"/>
+              <w:right w:type="dxa" w:w="100"/>
+            </w:tcMar>
+          </w:tcPr>
+          <w:p>
+            <w:r>
+              <w:rPr>
+                <w:b w:val="false"/>
+                <w:bCs w:val="false"/>
+                <w:sz w:val="19"/>
+                <w:szCs w:val="19"/>
+              </w:rPr>
+              <w:t xml:space="preserve">OData version 2 (V2)</w:t>
+            </w:r>
+          </w:p>
+        </w:tc>
+      </w:tr>
+      <w:tr>
+        <w:tc>
+          <w:tcPr>
+            <w:tcW w:type="dxa" w:w="2600"/>
+            <w:tcBorders>
+              <w:top w:val="single" w:color="9AA5B1" w:sz="4"/>
+              <w:left w:val="single" w:color="9AA5B1" w:sz="4"/>
+              <w:bottom w:val="single" w:color="9AA5B1" w:sz="4"/>
+              <w:right w:val="single" w:color="9AA5B1" w:sz="4"/>
+            </w:tcBorders>
+            <w:tcMar>
+              <w:top w:type="dxa" w:w="60"/>
+              <w:left w:type="dxa" w:w="100"/>
+              <w:bottom w:type="dxa" w:w="60"/>
+              <w:right w:type="dxa" w:w="100"/>
+            </w:tcMar>
+          </w:tcPr>
+          <w:p>
+            <w:r>
+              <w:rPr>
+                <w:b w:val="false"/>
+                <w:bCs w:val="false"/>
+                <w:sz w:val="19"/>
+                <w:szCs w:val="19"/>
+              </w:rPr>
+              <w:t xml:space="preserve">OData service</w:t>
+            </w:r>
+          </w:p>
+        </w:tc>
+        <w:tc>
+          <w:tcPr>
+            <w:tcW w:type="dxa" w:w="6700"/>
+            <w:tcBorders>
+              <w:top w:val="single" w:color="9AA5B1" w:sz="4"/>
+              <w:left w:val="single" w:color="9AA5B1" w:sz="4"/>
+              <w:bottom w:val="single" w:color="9AA5B1" w:sz="4"/>
+              <w:right w:val="single" w:color="9AA5B1" w:sz="4"/>
+            </w:tcBorders>
+            <w:tcMar>
+              <w:top w:type="dxa" w:w="60"/>
+              <w:left w:type="dxa" w:w="100"/>
+              <w:bottom w:type="dxa" w:w="60"/>
+              <w:right w:type="dxa" w:w="100"/>
+            </w:tcMar>
+          </w:tcPr>
+          <w:p>
+            <w:r>
+              <w:rPr>
+                <w:b w:val="false"/>
+                <w:bCs w:val="false"/>
+                <w:sz w:val="19"/>
+                <w:szCs w:val="19"/>
+              </w:rPr>
+              <w:t xml:space="preserve">ZUI_USER_REQUEST_SRV (SAP NetWeaver Gateway, transaction SEGW)</w:t>
+            </w:r>
+          </w:p>
+        </w:tc>
+      </w:tr>
+      <w:tr>
+        <w:tc>
+          <w:tcPr>
+            <w:tcW w:type="dxa" w:w="2600"/>
+            <w:tcBorders>
+              <w:top w:val="single" w:color="9AA5B1" w:sz="4"/>
+              <w:left w:val="single" w:color="9AA5B1" w:sz="4"/>
+              <w:bottom w:val="single" w:color="9AA5B1" w:sz="4"/>
+              <w:right w:val="single" w:color="9AA5B1" w:sz="4"/>
+            </w:tcBorders>
+            <w:tcMar>
+              <w:top w:type="dxa" w:w="60"/>
+              <w:left w:type="dxa" w:w="100"/>
+              <w:bottom w:type="dxa" w:w="60"/>
+              <w:right w:type="dxa" w:w="100"/>
+            </w:tcMar>
+          </w:tcPr>
+          <w:p>
+            <w:r>
+              <w:rPr>
+                <w:b w:val="false"/>
+                <w:bCs w:val="false"/>
+                <w:sz w:val="19"/>
+                <w:szCs w:val="19"/>
+              </w:rPr>
+              <w:t xml:space="preserve">Authentication</w:t>
+            </w:r>
+          </w:p>
+        </w:tc>
+        <w:tc>
+          <w:tcPr>
+            <w:tcW w:type="dxa" w:w="6700"/>
+            <w:tcBorders>
+              <w:top w:val="single" w:color="9AA5B1" w:sz="4"/>
+              <w:left w:val="single" w:color="9AA5B1" w:sz="4"/>
+              <w:bottom w:val="single" w:color="9AA5B1" w:sz="4"/>
+              <w:right w:val="single" w:color="9AA5B1" w:sz="4"/>
+            </w:tcBorders>
+            <w:tcMar>
+              <w:top w:type="dxa" w:w="60"/>
+              <w:left w:type="dxa" w:w="100"/>
+              <w:bottom w:type="dxa" w:w="60"/>
+              <w:right w:type="dxa" w:w="100"/>
+            </w:tcMar>
+          </w:tcPr>
+          <w:p>
+            <w:r>
+              <w:rPr>
+                <w:b w:val="false"/>
+                <w:bCs w:val="false"/>
+                <w:sz w:val="19"/>
+                <w:szCs w:val="19"/>
+              </w:rPr>
+              <w:t xml:space="preserve">Active Directory (AD) / Single Sign-On (SSO)</w:t>
+            </w:r>
+          </w:p>
+        </w:tc>
+      </w:tr>
+    </w:tbl>
+    <w:p>
+      <w:pPr>
         <w:pStyle w:val="Heading1"/>
         <w:spacing w:after="160" w:before="300"/>
       </w:pPr>
@@ -137,7 +516,7 @@
           <w:sz w:val="21"/>
           <w:szCs w:val="21"/>
         </w:rPr>
-        <w:t xml:space="preserve">Request Entry. The user clicks “Create” and enters the User ID in the format NK11022217 (NK + 8 digits) and the account type. No other user data is requested; the account will be created with the specified ID.</w:t>
+        <w:t xml:space="preserve">Request Entry. The user clicks “Create” and enters the User ID in the format NK11022217 (NK + 8 digits). No other user data is requested; the account will be created with the specified ID.</w:t>
       </w:r>
     </w:p>
     <w:p>
@@ -289,7 +668,7 @@
           <w:sz w:val="21"/>
           <w:szCs w:val="21"/>
         </w:rPr>
-        <w:t xml:space="preserve">Monitoring. The requester sees the active request in the list with status “In Execution”; the request page shows the status tracker and the execution log. Once processing is finished, the request receives the status “Completed” and the requester is notified.</w:t>
+        <w:t xml:space="preserve">Monitoring. The requester sees the active request in the list with status “In Execution”; the request page shows the status tracker and the execution log. Once processing is finished, the request receives the status “Completed” and the requester is notified. If a processing step fails, the request receives the status “Error”.</w:t>
       </w:r>
     </w:p>
     <w:p>
@@ -663,7 +1042,7 @@
                 <w:sz w:val="19"/>
                 <w:szCs w:val="19"/>
               </w:rPr>
-              <w:t xml:space="preserve">Request submitted; account creation and role assignment are being processed</w:t>
+              <w:t xml:space="preserve">Request submitted; account creation and role assignment are being processed. The request can no longer be edited or cancelled</w:t>
             </w:r>
           </w:p>
         </w:tc>
@@ -693,6 +1072,120 @@
                 <w:sz w:val="19"/>
                 <w:szCs w:val="19"/>
               </w:rPr>
+              <w:t xml:space="preserve">C</w:t>
+            </w:r>
+          </w:p>
+        </w:tc>
+        <w:tc>
+          <w:tcPr>
+            <w:tcW w:type="dxa" w:w="2200"/>
+            <w:tcBorders>
+              <w:top w:val="single" w:color="9AA5B1" w:sz="4"/>
+              <w:left w:val="single" w:color="9AA5B1" w:sz="4"/>
+              <w:bottom w:val="single" w:color="9AA5B1" w:sz="4"/>
+              <w:right w:val="single" w:color="9AA5B1" w:sz="4"/>
+            </w:tcBorders>
+            <w:tcMar>
+              <w:top w:type="dxa" w:w="60"/>
+              <w:left w:type="dxa" w:w="100"/>
+              <w:bottom w:type="dxa" w:w="60"/>
+              <w:right w:type="dxa" w:w="100"/>
+            </w:tcMar>
+          </w:tcPr>
+          <w:p>
+            <w:r>
+              <w:rPr>
+                <w:b w:val="false"/>
+                <w:bCs w:val="false"/>
+                <w:sz w:val="19"/>
+                <w:szCs w:val="19"/>
+              </w:rPr>
+              <w:t xml:space="preserve">Completed</w:t>
+            </w:r>
+          </w:p>
+        </w:tc>
+        <w:tc>
+          <w:tcPr>
+            <w:tcW w:type="dxa" w:w="2300"/>
+            <w:tcBorders>
+              <w:top w:val="single" w:color="9AA5B1" w:sz="4"/>
+              <w:left w:val="single" w:color="9AA5B1" w:sz="4"/>
+              <w:bottom w:val="single" w:color="9AA5B1" w:sz="4"/>
+              <w:right w:val="single" w:color="9AA5B1" w:sz="4"/>
+            </w:tcBorders>
+            <w:tcMar>
+              <w:top w:type="dxa" w:w="60"/>
+              <w:left w:type="dxa" w:w="100"/>
+              <w:bottom w:type="dxa" w:w="60"/>
+              <w:right w:type="dxa" w:w="100"/>
+            </w:tcMar>
+          </w:tcPr>
+          <w:p>
+            <w:r>
+              <w:rPr>
+                <w:b w:val="false"/>
+                <w:bCs w:val="false"/>
+                <w:sz w:val="19"/>
+                <w:szCs w:val="19"/>
+              </w:rPr>
+              <w:t xml:space="preserve">3 — green</w:t>
+            </w:r>
+          </w:p>
+        </w:tc>
+        <w:tc>
+          <w:tcPr>
+            <w:tcW w:type="dxa" w:w="4000"/>
+            <w:tcBorders>
+              <w:top w:val="single" w:color="9AA5B1" w:sz="4"/>
+              <w:left w:val="single" w:color="9AA5B1" w:sz="4"/>
+              <w:bottom w:val="single" w:color="9AA5B1" w:sz="4"/>
+              <w:right w:val="single" w:color="9AA5B1" w:sz="4"/>
+            </w:tcBorders>
+            <w:tcMar>
+              <w:top w:type="dxa" w:w="60"/>
+              <w:left w:type="dxa" w:w="100"/>
+              <w:bottom w:type="dxa" w:w="60"/>
+              <w:right w:type="dxa" w:w="100"/>
+            </w:tcMar>
+          </w:tcPr>
+          <w:p>
+            <w:r>
+              <w:rPr>
+                <w:b w:val="false"/>
+                <w:bCs w:val="false"/>
+                <w:sz w:val="19"/>
+                <w:szCs w:val="19"/>
+              </w:rPr>
+              <w:t xml:space="preserve">User account created; the requester has been notified</w:t>
+            </w:r>
+          </w:p>
+        </w:tc>
+      </w:tr>
+      <w:tr>
+        <w:tc>
+          <w:tcPr>
+            <w:tcW w:type="dxa" w:w="800"/>
+            <w:tcBorders>
+              <w:top w:val="single" w:color="9AA5B1" w:sz="4"/>
+              <w:left w:val="single" w:color="9AA5B1" w:sz="4"/>
+              <w:bottom w:val="single" w:color="9AA5B1" w:sz="4"/>
+              <w:right w:val="single" w:color="9AA5B1" w:sz="4"/>
+            </w:tcBorders>
+            <w:tcMar>
+              <w:top w:type="dxa" w:w="60"/>
+              <w:left w:type="dxa" w:w="100"/>
+              <w:bottom w:type="dxa" w:w="60"/>
+              <w:right w:type="dxa" w:w="100"/>
+            </w:tcMar>
+          </w:tcPr>
+          <w:p>
+            <w:r>
+              <w:rPr>
+                <w:b w:val="false"/>
+                <w:bCs w:val="false"/>
+                <w:sz w:val="19"/>
+                <w:szCs w:val="19"/>
+              </w:rPr>
               <w:t xml:space="preserve">E</w:t>
             </w:r>
           </w:p>
@@ -721,7 +1214,7 @@
                 <w:sz w:val="19"/>
                 <w:szCs w:val="19"/>
               </w:rPr>
-              <w:t xml:space="preserve">Completed</w:t>
+              <w:t xml:space="preserve">Error</w:t>
             </w:r>
           </w:p>
         </w:tc>
@@ -749,7 +1242,7 @@
                 <w:sz w:val="19"/>
                 <w:szCs w:val="19"/>
               </w:rPr>
-              <w:t xml:space="preserve">3 — green</w:t>
+              <w:t xml:space="preserve">1 — red</w:t>
             </w:r>
           </w:p>
         </w:tc>
@@ -777,7 +1270,7 @@
                 <w:sz w:val="19"/>
                 <w:szCs w:val="19"/>
               </w:rPr>
-              <w:t xml:space="preserve">User account created; the requester has been notified</w:t>
+              <w:t xml:space="preserve">Execution failed; the affected log step contains the system message. The requester and the administrator are notified</w:t>
             </w:r>
           </w:p>
         </w:tc>
@@ -794,7 +1287,21 @@
           <w:sz w:val="21"/>
           <w:szCs w:val="21"/>
         </w:rPr>
-        <w:t xml:space="preserve">If an execution error occurs, the request remains in status “In Execution”; the affected log step receives the result “Error” with the system message, and the administrator is notified.</w:t>
+        <w:t xml:space="preserve">Once a request has been submitted, it cannot be edited or cancelled. Editing and deletion are possible only while the request is in status “Draft”. To request a correction, the user creates a new request (e.g. using the “Copy” action).</w:t>
+      </w:r>
+    </w:p>
+    <w:p>
+      <w:pPr>
+        <w:spacing w:after="120"/>
+      </w:pPr>
+      <w:r>
+        <w:rPr>
+          <w:i/>
+          <w:iCs/>
+          <w:sz w:val="21"/>
+          <w:szCs w:val="21"/>
+        </w:rPr>
+        <w:t xml:space="preserve">For instance-based control the UserRequest entity exposes the boolean flags Editable and Deletable (true only in status “Draft”). The Fiori application uses them to enable/disable the Edit and Delete actions; the Gateway service additionally validates both flags — Editable in CREATE_DEEP_ENTITY when an existing draft is updated, Deletable in DELETE_ENTITY.</w:t>
       </w:r>
     </w:p>
     <w:p>
@@ -872,20 +1379,6 @@
           <w:szCs w:val="17"/>
         </w:rPr>
         <w:t xml:space="preserve">  "UserId": "NK11022217",</w:t>
-      </w:r>
-    </w:p>
-    <w:p>
-      <w:pPr>
-        <w:shd w:fill="F2F4F6" w:val="clear"/>
-        <w:spacing w:after="0"/>
-      </w:pPr>
-      <w:r>
-        <w:rPr>
-          <w:rFonts w:ascii="Consolas" w:cs="Consolas" w:eastAsia="Consolas" w:hAnsi="Consolas"/>
-          <w:sz w:val="17"/>
-          <w:szCs w:val="17"/>
-        </w:rPr>
-        <w:t xml:space="preserve">  "UserType": "A",</w:t>
       </w:r>
     </w:p>
     <w:p>
@@ -1051,7 +1544,7 @@
           <w:sz w:val="21"/>
           <w:szCs w:val="21"/>
         </w:rPr>
-        <w:t xml:space="preserve">The service response returns the created request with its RequestId and the inline role items. Drafts (status D) are created with the same call using the “Draft” flag: execution is not started.</w:t>
+        <w:t xml:space="preserve">The service response returns the created request with its RequestId and the inline role items. Drafts (status D) are created with the same call using the “Draft” flag: execution is not started. Updating a draft also goes through CREATE_DEEP_ENTITY — the call carries the existing RequestId, and the header together with the role items is replaced in one LUW.</w:t>
       </w:r>
     </w:p>
     <w:p>
@@ -1963,7 +2456,7 @@
                 <w:sz w:val="19"/>
                 <w:szCs w:val="19"/>
               </w:rPr>
-              <w:t xml:space="preserve">Status color code: 2 yellow, 3 green, 0 neutral</w:t>
+              <w:t xml:space="preserve">Status color code: 1 red, 2 yellow, 3 green, 0 neutral</w:t>
             </w:r>
           </w:p>
         </w:tc>
@@ -2135,7 +2628,7 @@
                 <w:sz w:val="19"/>
                 <w:szCs w:val="19"/>
               </w:rPr>
-              <w:t xml:space="preserve">UserType</w:t>
+              <w:t xml:space="preserve">DirectorateId</w:t>
             </w:r>
           </w:p>
         </w:tc>
@@ -2191,7 +2684,7 @@
                 <w:sz w:val="19"/>
                 <w:szCs w:val="19"/>
               </w:rPr>
-              <w:t xml:space="preserve">1</w:t>
+              <w:t xml:space="preserve">8</w:t>
             </w:r>
           </w:p>
         </w:tc>
@@ -2247,7 +2740,7 @@
                 <w:sz w:val="19"/>
                 <w:szCs w:val="19"/>
               </w:rPr>
-              <w:t xml:space="preserve">Account type: A — dialog, B — system, C — communication</w:t>
+              <w:t xml:space="preserve">Directorate ID (org. structure object O)</w:t>
             </w:r>
           </w:p>
         </w:tc>
@@ -2277,7 +2770,7 @@
                 <w:sz w:val="19"/>
                 <w:szCs w:val="19"/>
               </w:rPr>
-              <w:t xml:space="preserve">DirectorateId</w:t>
+              <w:t xml:space="preserve">DepartmentId</w:t>
             </w:r>
           </w:p>
         </w:tc>
@@ -2389,7 +2882,7 @@
                 <w:sz w:val="19"/>
                 <w:szCs w:val="19"/>
               </w:rPr>
-              <w:t xml:space="preserve">Directorate ID (org. structure object O)</w:t>
+              <w:t xml:space="preserve">Department ID (object O, subordinate to the directorate)</w:t>
             </w:r>
           </w:p>
         </w:tc>
@@ -2419,7 +2912,7 @@
                 <w:sz w:val="19"/>
                 <w:szCs w:val="19"/>
               </w:rPr>
-              <w:t xml:space="preserve">DepartmentId</w:t>
+              <w:t xml:space="preserve">PositionId</w:t>
             </w:r>
           </w:p>
         </w:tc>
@@ -2531,7 +3024,7 @@
                 <w:sz w:val="19"/>
                 <w:szCs w:val="19"/>
               </w:rPr>
-              <w:t xml:space="preserve">Department ID (object O, subordinate to the directorate)</w:t>
+              <w:t xml:space="preserve">Position ID (object S, assigned to the department)</w:t>
             </w:r>
           </w:p>
         </w:tc>
@@ -2561,7 +3054,7 @@
                 <w:sz w:val="19"/>
                 <w:szCs w:val="19"/>
               </w:rPr>
-              <w:t xml:space="preserve">PositionId</w:t>
+              <w:t xml:space="preserve">ValidFrom</w:t>
             </w:r>
           </w:p>
         </w:tc>
@@ -2589,7 +3082,7 @@
                 <w:sz w:val="19"/>
                 <w:szCs w:val="19"/>
               </w:rPr>
-              <w:t xml:space="preserve">Edm.String</w:t>
+              <w:t xml:space="preserve">Edm.DateTime</w:t>
             </w:r>
           </w:p>
         </w:tc>
@@ -2617,7 +3110,7 @@
                 <w:sz w:val="19"/>
                 <w:szCs w:val="19"/>
               </w:rPr>
-              <w:t xml:space="preserve">8</w:t>
+              <w:t xml:space="preserve">—</w:t>
             </w:r>
           </w:p>
         </w:tc>
@@ -2673,7 +3166,7 @@
                 <w:sz w:val="19"/>
                 <w:szCs w:val="19"/>
               </w:rPr>
-              <w:t xml:space="preserve">Position ID (object S, assigned to the department)</w:t>
+              <w:t xml:space="preserve">Access validity start</w:t>
             </w:r>
           </w:p>
         </w:tc>
@@ -2703,7 +3196,7 @@
                 <w:sz w:val="19"/>
                 <w:szCs w:val="19"/>
               </w:rPr>
-              <w:t xml:space="preserve">ValidFrom</w:t>
+              <w:t xml:space="preserve">ValidTo</w:t>
             </w:r>
           </w:p>
         </w:tc>
@@ -2787,7 +3280,7 @@
                 <w:sz w:val="19"/>
                 <w:szCs w:val="19"/>
               </w:rPr>
-              <w:t xml:space="preserve">Yes</w:t>
+              <w:t xml:space="preserve">No</w:t>
             </w:r>
           </w:p>
         </w:tc>
@@ -2815,7 +3308,7 @@
                 <w:sz w:val="19"/>
                 <w:szCs w:val="19"/>
               </w:rPr>
-              <w:t xml:space="preserve">Access validity start</w:t>
+              <w:t xml:space="preserve">Access validity end (default 31.12.9999)</w:t>
             </w:r>
           </w:p>
         </w:tc>
@@ -2845,7 +3338,7 @@
                 <w:sz w:val="19"/>
                 <w:szCs w:val="19"/>
               </w:rPr>
-              <w:t xml:space="preserve">ValidTo</w:t>
+              <w:t xml:space="preserve">Justification</w:t>
             </w:r>
           </w:p>
         </w:tc>
@@ -2873,7 +3366,7 @@
                 <w:sz w:val="19"/>
                 <w:szCs w:val="19"/>
               </w:rPr>
-              <w:t xml:space="preserve">Edm.DateTime</w:t>
+              <w:t xml:space="preserve">Edm.String</w:t>
             </w:r>
           </w:p>
         </w:tc>
@@ -2901,7 +3394,7 @@
                 <w:sz w:val="19"/>
                 <w:szCs w:val="19"/>
               </w:rPr>
-              <w:t xml:space="preserve">—</w:t>
+              <w:t xml:space="preserve">255</w:t>
             </w:r>
           </w:p>
         </w:tc>
@@ -2929,7 +3422,7 @@
                 <w:sz w:val="19"/>
                 <w:szCs w:val="19"/>
               </w:rPr>
-              <w:t xml:space="preserve">No</w:t>
+              <w:t xml:space="preserve">Yes</w:t>
             </w:r>
           </w:p>
         </w:tc>
@@ -2957,7 +3450,7 @@
                 <w:sz w:val="19"/>
                 <w:szCs w:val="19"/>
               </w:rPr>
-              <w:t xml:space="preserve">Access validity end (default 31.12.9999)</w:t>
+              <w:t xml:space="preserve">Business justification</w:t>
             </w:r>
           </w:p>
         </w:tc>
@@ -2987,7 +3480,7 @@
                 <w:sz w:val="19"/>
                 <w:szCs w:val="19"/>
               </w:rPr>
-              <w:t xml:space="preserve">Justification</w:t>
+              <w:t xml:space="preserve">CreatedBy</w:t>
             </w:r>
           </w:p>
         </w:tc>
@@ -3043,7 +3536,7 @@
                 <w:sz w:val="19"/>
                 <w:szCs w:val="19"/>
               </w:rPr>
-              <w:t xml:space="preserve">255</w:t>
+              <w:t xml:space="preserve">12</w:t>
             </w:r>
           </w:p>
         </w:tc>
@@ -3071,7 +3564,7 @@
                 <w:sz w:val="19"/>
                 <w:szCs w:val="19"/>
               </w:rPr>
-              <w:t xml:space="preserve">Yes</w:t>
+              <w:t xml:space="preserve">—</w:t>
             </w:r>
           </w:p>
         </w:tc>
@@ -3099,7 +3592,7 @@
                 <w:sz w:val="19"/>
                 <w:szCs w:val="19"/>
               </w:rPr>
-              <w:t xml:space="preserve">Business justification</w:t>
+              <w:t xml:space="preserve">Requester</w:t>
             </w:r>
           </w:p>
         </w:tc>
@@ -3129,7 +3622,7 @@
                 <w:sz w:val="19"/>
                 <w:szCs w:val="19"/>
               </w:rPr>
-              <w:t xml:space="preserve">CreatedBy</w:t>
+              <w:t xml:space="preserve">CreatedAt</w:t>
             </w:r>
           </w:p>
         </w:tc>
@@ -3157,7 +3650,7 @@
                 <w:sz w:val="19"/>
                 <w:szCs w:val="19"/>
               </w:rPr>
-              <w:t xml:space="preserve">Edm.String</w:t>
+              <w:t xml:space="preserve">Edm.DateTime</w:t>
             </w:r>
           </w:p>
         </w:tc>
@@ -3185,7 +3678,7 @@
                 <w:sz w:val="19"/>
                 <w:szCs w:val="19"/>
               </w:rPr>
-              <w:t xml:space="preserve">12</w:t>
+              <w:t xml:space="preserve">—</w:t>
             </w:r>
           </w:p>
         </w:tc>
@@ -3241,7 +3734,7 @@
                 <w:sz w:val="19"/>
                 <w:szCs w:val="19"/>
               </w:rPr>
-              <w:t xml:space="preserve">Requester</w:t>
+              <w:t xml:space="preserve">Creation date/time</w:t>
             </w:r>
           </w:p>
         </w:tc>
@@ -3271,7 +3764,7 @@
                 <w:sz w:val="19"/>
                 <w:szCs w:val="19"/>
               </w:rPr>
-              <w:t xml:space="preserve">CreatedAt</w:t>
+              <w:t xml:space="preserve">ChangedBy</w:t>
             </w:r>
           </w:p>
         </w:tc>
@@ -3299,7 +3792,7 @@
                 <w:sz w:val="19"/>
                 <w:szCs w:val="19"/>
               </w:rPr>
-              <w:t xml:space="preserve">Edm.DateTime</w:t>
+              <w:t xml:space="preserve">Edm.String</w:t>
             </w:r>
           </w:p>
         </w:tc>
@@ -3327,40 +3820,40 @@
                 <w:sz w:val="19"/>
                 <w:szCs w:val="19"/>
               </w:rPr>
+              <w:t xml:space="preserve">12</w:t>
+            </w:r>
+          </w:p>
+        </w:tc>
+        <w:tc>
+          <w:tcPr>
+            <w:tcW w:type="dxa" w:w="800"/>
+            <w:tcBorders>
+              <w:top w:val="single" w:color="9AA5B1" w:sz="4"/>
+              <w:left w:val="single" w:color="9AA5B1" w:sz="4"/>
+              <w:bottom w:val="single" w:color="9AA5B1" w:sz="4"/>
+              <w:right w:val="single" w:color="9AA5B1" w:sz="4"/>
+            </w:tcBorders>
+            <w:tcMar>
+              <w:top w:type="dxa" w:w="60"/>
+              <w:left w:type="dxa" w:w="100"/>
+              <w:bottom w:type="dxa" w:w="60"/>
+              <w:right w:type="dxa" w:w="100"/>
+            </w:tcMar>
+          </w:tcPr>
+          <w:p>
+            <w:r>
+              <w:rPr>
+                <w:b w:val="false"/>
+                <w:bCs w:val="false"/>
+                <w:sz w:val="19"/>
+                <w:szCs w:val="19"/>
+              </w:rPr>
               <w:t xml:space="preserve">—</w:t>
             </w:r>
           </w:p>
         </w:tc>
         <w:tc>
           <w:tcPr>
-            <w:tcW w:type="dxa" w:w="800"/>
-            <w:tcBorders>
-              <w:top w:val="single" w:color="9AA5B1" w:sz="4"/>
-              <w:left w:val="single" w:color="9AA5B1" w:sz="4"/>
-              <w:bottom w:val="single" w:color="9AA5B1" w:sz="4"/>
-              <w:right w:val="single" w:color="9AA5B1" w:sz="4"/>
-            </w:tcBorders>
-            <w:tcMar>
-              <w:top w:type="dxa" w:w="60"/>
-              <w:left w:type="dxa" w:w="100"/>
-              <w:bottom w:type="dxa" w:w="60"/>
-              <w:right w:type="dxa" w:w="100"/>
-            </w:tcMar>
-          </w:tcPr>
-          <w:p>
-            <w:r>
-              <w:rPr>
-                <w:b w:val="false"/>
-                <w:bCs w:val="false"/>
-                <w:sz w:val="19"/>
-                <w:szCs w:val="19"/>
-              </w:rPr>
-              <w:t xml:space="preserve">—</w:t>
-            </w:r>
-          </w:p>
-        </w:tc>
-        <w:tc>
-          <w:tcPr>
             <w:tcW w:type="dxa" w:w="4800"/>
             <w:tcBorders>
               <w:top w:val="single" w:color="9AA5B1" w:sz="4"/>
@@ -3383,7 +3876,7 @@
                 <w:sz w:val="19"/>
                 <w:szCs w:val="19"/>
               </w:rPr>
-              <w:t xml:space="preserve">Creation date/time</w:t>
+              <w:t xml:space="preserve">Last changed by</w:t>
             </w:r>
           </w:p>
         </w:tc>
@@ -3413,7 +3906,7 @@
                 <w:sz w:val="19"/>
                 <w:szCs w:val="19"/>
               </w:rPr>
-              <w:t xml:space="preserve">ChangedBy</w:t>
+              <w:t xml:space="preserve">ChangedAt</w:t>
             </w:r>
           </w:p>
         </w:tc>
@@ -3441,7 +3934,7 @@
                 <w:sz w:val="19"/>
                 <w:szCs w:val="19"/>
               </w:rPr>
-              <w:t xml:space="preserve">Edm.String</w:t>
+              <w:t xml:space="preserve">Edm.DateTime</w:t>
             </w:r>
           </w:p>
         </w:tc>
@@ -3469,7 +3962,7 @@
                 <w:sz w:val="19"/>
                 <w:szCs w:val="19"/>
               </w:rPr>
-              <w:t xml:space="preserve">12</w:t>
+              <w:t xml:space="preserve">—</w:t>
             </w:r>
           </w:p>
         </w:tc>
@@ -3525,7 +4018,7 @@
                 <w:sz w:val="19"/>
                 <w:szCs w:val="19"/>
               </w:rPr>
-              <w:t xml:space="preserve">Last changed by</w:t>
+              <w:t xml:space="preserve">Last change date/time</w:t>
             </w:r>
           </w:p>
         </w:tc>
@@ -3555,7 +4048,7 @@
                 <w:sz w:val="19"/>
                 <w:szCs w:val="19"/>
               </w:rPr>
-              <w:t xml:space="preserve">ChangedAt</w:t>
+              <w:t xml:space="preserve">Editable</w:t>
             </w:r>
           </w:p>
         </w:tc>
@@ -3583,7 +4076,7 @@
                 <w:sz w:val="19"/>
                 <w:szCs w:val="19"/>
               </w:rPr>
-              <w:t xml:space="preserve">Edm.DateTime</w:t>
+              <w:t xml:space="preserve">Edm.Boolean</w:t>
             </w:r>
           </w:p>
         </w:tc>
@@ -3667,7 +4160,149 @@
                 <w:sz w:val="19"/>
                 <w:szCs w:val="19"/>
               </w:rPr>
-              <w:t xml:space="preserve">Last change date/time</w:t>
+              <w:t xml:space="preserve">Instance control flag for the UI: true only in status “Draft” — the request can be edited</w:t>
+            </w:r>
+          </w:p>
+        </w:tc>
+      </w:tr>
+      <w:tr>
+        <w:tc>
+          <w:tcPr>
+            <w:tcW w:type="dxa" w:w="1700"/>
+            <w:tcBorders>
+              <w:top w:val="single" w:color="9AA5B1" w:sz="4"/>
+              <w:left w:val="single" w:color="9AA5B1" w:sz="4"/>
+              <w:bottom w:val="single" w:color="9AA5B1" w:sz="4"/>
+              <w:right w:val="single" w:color="9AA5B1" w:sz="4"/>
+            </w:tcBorders>
+            <w:tcMar>
+              <w:top w:type="dxa" w:w="60"/>
+              <w:left w:type="dxa" w:w="100"/>
+              <w:bottom w:type="dxa" w:w="60"/>
+              <w:right w:type="dxa" w:w="100"/>
+            </w:tcMar>
+          </w:tcPr>
+          <w:p>
+            <w:r>
+              <w:rPr>
+                <w:b w:val="false"/>
+                <w:bCs w:val="false"/>
+                <w:sz w:val="19"/>
+                <w:szCs w:val="19"/>
+              </w:rPr>
+              <w:t xml:space="preserve">Deletable</w:t>
+            </w:r>
+          </w:p>
+        </w:tc>
+        <w:tc>
+          <w:tcPr>
+            <w:tcW w:type="dxa" w:w="1300"/>
+            <w:tcBorders>
+              <w:top w:val="single" w:color="9AA5B1" w:sz="4"/>
+              <w:left w:val="single" w:color="9AA5B1" w:sz="4"/>
+              <w:bottom w:val="single" w:color="9AA5B1" w:sz="4"/>
+              <w:right w:val="single" w:color="9AA5B1" w:sz="4"/>
+            </w:tcBorders>
+            <w:tcMar>
+              <w:top w:type="dxa" w:w="60"/>
+              <w:left w:type="dxa" w:w="100"/>
+              <w:bottom w:type="dxa" w:w="60"/>
+              <w:right w:type="dxa" w:w="100"/>
+            </w:tcMar>
+          </w:tcPr>
+          <w:p>
+            <w:r>
+              <w:rPr>
+                <w:b w:val="false"/>
+                <w:bCs w:val="false"/>
+                <w:sz w:val="19"/>
+                <w:szCs w:val="19"/>
+              </w:rPr>
+              <w:t xml:space="preserve">Edm.Boolean</w:t>
+            </w:r>
+          </w:p>
+        </w:tc>
+        <w:tc>
+          <w:tcPr>
+            <w:tcW w:type="dxa" w:w="700"/>
+            <w:tcBorders>
+              <w:top w:val="single" w:color="9AA5B1" w:sz="4"/>
+              <w:left w:val="single" w:color="9AA5B1" w:sz="4"/>
+              <w:bottom w:val="single" w:color="9AA5B1" w:sz="4"/>
+              <w:right w:val="single" w:color="9AA5B1" w:sz="4"/>
+            </w:tcBorders>
+            <w:tcMar>
+              <w:top w:type="dxa" w:w="60"/>
+              <w:left w:type="dxa" w:w="100"/>
+              <w:bottom w:type="dxa" w:w="60"/>
+              <w:right w:type="dxa" w:w="100"/>
+            </w:tcMar>
+          </w:tcPr>
+          <w:p>
+            <w:r>
+              <w:rPr>
+                <w:b w:val="false"/>
+                <w:bCs w:val="false"/>
+                <w:sz w:val="19"/>
+                <w:szCs w:val="19"/>
+              </w:rPr>
+              <w:t xml:space="preserve">—</w:t>
+            </w:r>
+          </w:p>
+        </w:tc>
+        <w:tc>
+          <w:tcPr>
+            <w:tcW w:type="dxa" w:w="800"/>
+            <w:tcBorders>
+              <w:top w:val="single" w:color="9AA5B1" w:sz="4"/>
+              <w:left w:val="single" w:color="9AA5B1" w:sz="4"/>
+              <w:bottom w:val="single" w:color="9AA5B1" w:sz="4"/>
+              <w:right w:val="single" w:color="9AA5B1" w:sz="4"/>
+            </w:tcBorders>
+            <w:tcMar>
+              <w:top w:type="dxa" w:w="60"/>
+              <w:left w:type="dxa" w:w="100"/>
+              <w:bottom w:type="dxa" w:w="60"/>
+              <w:right w:type="dxa" w:w="100"/>
+            </w:tcMar>
+          </w:tcPr>
+          <w:p>
+            <w:r>
+              <w:rPr>
+                <w:b w:val="false"/>
+                <w:bCs w:val="false"/>
+                <w:sz w:val="19"/>
+                <w:szCs w:val="19"/>
+              </w:rPr>
+              <w:t xml:space="preserve">—</w:t>
+            </w:r>
+          </w:p>
+        </w:tc>
+        <w:tc>
+          <w:tcPr>
+            <w:tcW w:type="dxa" w:w="4800"/>
+            <w:tcBorders>
+              <w:top w:val="single" w:color="9AA5B1" w:sz="4"/>
+              <w:left w:val="single" w:color="9AA5B1" w:sz="4"/>
+              <w:bottom w:val="single" w:color="9AA5B1" w:sz="4"/>
+              <w:right w:val="single" w:color="9AA5B1" w:sz="4"/>
+            </w:tcBorders>
+            <w:tcMar>
+              <w:top w:type="dxa" w:w="60"/>
+              <w:left w:type="dxa" w:w="100"/>
+              <w:bottom w:type="dxa" w:w="60"/>
+              <w:right w:type="dxa" w:w="100"/>
+            </w:tcMar>
+          </w:tcPr>
+          <w:p>
+            <w:r>
+              <w:rPr>
+                <w:b w:val="false"/>
+                <w:bCs w:val="false"/>
+                <w:sz w:val="19"/>
+                <w:szCs w:val="19"/>
+              </w:rPr>
+              <w:t xml:space="preserve">Instance control flag for the UI: true only in status “Draft” — the request can be deleted</w:t>
             </w:r>
           </w:p>
         </w:tc>
@@ -6795,6 +7430,178 @@
                 <w:sz w:val="19"/>
                 <w:szCs w:val="19"/>
               </w:rPr>
+              <w:t xml:space="preserve">Draft update</w:t>
+            </w:r>
+          </w:p>
+        </w:tc>
+        <w:tc>
+          <w:tcPr>
+            <w:tcW w:type="dxa" w:w="3100"/>
+            <w:tcBorders>
+              <w:top w:val="single" w:color="9AA5B1" w:sz="4"/>
+              <w:left w:val="single" w:color="9AA5B1" w:sz="4"/>
+              <w:bottom w:val="single" w:color="9AA5B1" w:sz="4"/>
+              <w:right w:val="single" w:color="9AA5B1" w:sz="4"/>
+            </w:tcBorders>
+            <w:tcMar>
+              <w:top w:type="dxa" w:w="60"/>
+              <w:left w:type="dxa" w:w="100"/>
+              <w:bottom w:type="dxa" w:w="60"/>
+              <w:right w:type="dxa" w:w="100"/>
+            </w:tcMar>
+          </w:tcPr>
+          <w:p>
+            <w:r>
+              <w:rPr>
+                <w:b w:val="false"/>
+                <w:bCs w:val="false"/>
+                <w:sz w:val="19"/>
+                <w:szCs w:val="19"/>
+              </w:rPr>
+              <w:t xml:space="preserve">CREATE_DEEP_ENTITY (with existing RequestId, Draft = X)</w:t>
+            </w:r>
+          </w:p>
+        </w:tc>
+        <w:tc>
+          <w:tcPr>
+            <w:tcW w:type="dxa" w:w="3800"/>
+            <w:tcBorders>
+              <w:top w:val="single" w:color="9AA5B1" w:sz="4"/>
+              <w:left w:val="single" w:color="9AA5B1" w:sz="4"/>
+              <w:bottom w:val="single" w:color="9AA5B1" w:sz="4"/>
+              <w:right w:val="single" w:color="9AA5B1" w:sz="4"/>
+            </w:tcBorders>
+            <w:tcMar>
+              <w:top w:type="dxa" w:w="60"/>
+              <w:left w:type="dxa" w:w="100"/>
+              <w:bottom w:type="dxa" w:w="60"/>
+              <w:right w:type="dxa" w:w="100"/>
+            </w:tcMar>
+          </w:tcPr>
+          <w:p>
+            <w:r>
+              <w:rPr>
+                <w:b w:val="false"/>
+                <w:bCs w:val="false"/>
+                <w:sz w:val="19"/>
+                <w:szCs w:val="19"/>
+              </w:rPr>
+              <w:t xml:space="preserve">Changing a draft is performed by the same deep create call: the header and the role items are replaced in one LUW. Allowed only while Editable = true (status D), otherwise the service returns an error</w:t>
+            </w:r>
+          </w:p>
+        </w:tc>
+      </w:tr>
+      <w:tr>
+        <w:tc>
+          <w:tcPr>
+            <w:tcW w:type="dxa" w:w="2400"/>
+            <w:tcBorders>
+              <w:top w:val="single" w:color="9AA5B1" w:sz="4"/>
+              <w:left w:val="single" w:color="9AA5B1" w:sz="4"/>
+              <w:bottom w:val="single" w:color="9AA5B1" w:sz="4"/>
+              <w:right w:val="single" w:color="9AA5B1" w:sz="4"/>
+            </w:tcBorders>
+            <w:tcMar>
+              <w:top w:type="dxa" w:w="60"/>
+              <w:left w:type="dxa" w:w="100"/>
+              <w:bottom w:type="dxa" w:w="60"/>
+              <w:right w:type="dxa" w:w="100"/>
+            </w:tcMar>
+          </w:tcPr>
+          <w:p>
+            <w:r>
+              <w:rPr>
+                <w:b w:val="false"/>
+                <w:bCs w:val="false"/>
+                <w:sz w:val="19"/>
+                <w:szCs w:val="19"/>
+              </w:rPr>
+              <w:t xml:space="preserve">Request deletion</w:t>
+            </w:r>
+          </w:p>
+        </w:tc>
+        <w:tc>
+          <w:tcPr>
+            <w:tcW w:type="dxa" w:w="3100"/>
+            <w:tcBorders>
+              <w:top w:val="single" w:color="9AA5B1" w:sz="4"/>
+              <w:left w:val="single" w:color="9AA5B1" w:sz="4"/>
+              <w:bottom w:val="single" w:color="9AA5B1" w:sz="4"/>
+              <w:right w:val="single" w:color="9AA5B1" w:sz="4"/>
+            </w:tcBorders>
+            <w:tcMar>
+              <w:top w:type="dxa" w:w="60"/>
+              <w:left w:type="dxa" w:w="100"/>
+              <w:bottom w:type="dxa" w:w="60"/>
+              <w:right w:type="dxa" w:w="100"/>
+            </w:tcMar>
+          </w:tcPr>
+          <w:p>
+            <w:r>
+              <w:rPr>
+                <w:b w:val="false"/>
+                <w:bCs w:val="false"/>
+                <w:sz w:val="19"/>
+                <w:szCs w:val="19"/>
+              </w:rPr>
+              <w:t xml:space="preserve">DELETE_ENTITY</w:t>
+            </w:r>
+          </w:p>
+        </w:tc>
+        <w:tc>
+          <w:tcPr>
+            <w:tcW w:type="dxa" w:w="3800"/>
+            <w:tcBorders>
+              <w:top w:val="single" w:color="9AA5B1" w:sz="4"/>
+              <w:left w:val="single" w:color="9AA5B1" w:sz="4"/>
+              <w:bottom w:val="single" w:color="9AA5B1" w:sz="4"/>
+              <w:right w:val="single" w:color="9AA5B1" w:sz="4"/>
+            </w:tcBorders>
+            <w:tcMar>
+              <w:top w:type="dxa" w:w="60"/>
+              <w:left w:type="dxa" w:w="100"/>
+              <w:bottom w:type="dxa" w:w="60"/>
+              <w:right w:type="dxa" w:w="100"/>
+            </w:tcMar>
+          </w:tcPr>
+          <w:p>
+            <w:r>
+              <w:rPr>
+                <w:b w:val="false"/>
+                <w:bCs w:val="false"/>
+                <w:sz w:val="19"/>
+                <w:szCs w:val="19"/>
+              </w:rPr>
+              <w:t xml:space="preserve">Deleting a draft; allowed only while Deletable = true (status D), otherwise the service returns an error</w:t>
+            </w:r>
+          </w:p>
+        </w:tc>
+      </w:tr>
+      <w:tr>
+        <w:tc>
+          <w:tcPr>
+            <w:tcW w:type="dxa" w:w="2400"/>
+            <w:tcBorders>
+              <w:top w:val="single" w:color="9AA5B1" w:sz="4"/>
+              <w:left w:val="single" w:color="9AA5B1" w:sz="4"/>
+              <w:bottom w:val="single" w:color="9AA5B1" w:sz="4"/>
+              <w:right w:val="single" w:color="9AA5B1" w:sz="4"/>
+            </w:tcBorders>
+            <w:tcMar>
+              <w:top w:type="dxa" w:w="60"/>
+              <w:left w:type="dxa" w:w="100"/>
+              <w:bottom w:type="dxa" w:w="60"/>
+              <w:right w:type="dxa" w:w="100"/>
+            </w:tcMar>
+          </w:tcPr>
+          <w:p>
+            <w:r>
+              <w:rPr>
+                <w:b w:val="false"/>
+                <w:bCs w:val="false"/>
+                <w:sz w:val="19"/>
+                <w:szCs w:val="19"/>
+              </w:rPr>
               <w:t xml:space="preserve">Reading a request with items</w:t>
             </w:r>
           </w:p>
@@ -6889,7 +7696,7 @@
           <w:sz w:val="21"/>
           <w:szCs w:val="21"/>
         </w:rPr>
-        <w:t xml:space="preserve">The start screen. The user sees all own requests; active ones are shown first. The “Status” column is displayed with a colored indicator; the “User ID” column shows the name of the account to be created. The “Create” button opens the new request form.</w:t>
+        <w:t xml:space="preserve">The start screen. The user sees all own requests; active ones are shown first. The “Status” column is displayed with a colored indicator; the “User ID” column shows the name of the account to be created. The “Create” button opens the new request form. The “Delete” button is enabled only when a request in status “Draft” is selected (instance flag Deletable = true); for all other statuses it is disabled.</w:t>
       </w:r>
     </w:p>
     <w:p>
